--- a/documents/BTJ-SRS-060326-GP4-brandonGalli.docx
+++ b/documents/BTJ-SRS-060326-GP4-brandonGalli.docx
@@ -14147,7 +14147,7 @@
         <w:br/>
         <w:t xml:space="preserve">    private val insightDao: InsightDao,        // Room (local)</w:t>
         <w:br/>
-        <w:t xml:space="preserve">    private val api: ApiService,               // API (remote)  [added next phase]</w:t>
+        <w:t xml:space="preserve">    private val api: ApiService,               // API (remote)</w:t>
         <w:br/>
         <w:t xml:space="preserve">    private val mapper: InsightMapper,</w:t>
         <w:br/>
